--- a/Ayesh chamodya.docx
+++ b/Ayesh chamodya.docx
@@ -37,83 +37,79 @@
               <w:rPr>
                 <w:noProof/>
               </w:rPr>
-              <mc:AlternateContent>
-                <mc:Choice Requires="wps">
-                  <w:drawing>
-                    <wp:inline distT="0" distB="0" distL="0" distR="0" wp14:anchorId="3232160A" wp14:editId="3DA906FC">
-                      <wp:extent cx="1952625" cy="1790700"/>
-                      <wp:effectExtent l="19050" t="19050" r="47625" b="38100"/>
-                      <wp:docPr id="2" name="Oval 2" title="Professional Headshot of Man"/>
-                      <wp:cNvGraphicFramePr/>
-                      <a:graphic xmlns:a="http://schemas.openxmlformats.org/drawingml/2006/main">
-                        <a:graphicData uri="http://schemas.microsoft.com/office/word/2010/wordprocessingShape">
-                          <wps:wsp>
-                            <wps:cNvSpPr/>
-                            <wps:spPr>
-                              <a:xfrm>
-                                <a:off x="0" y="0"/>
-                                <a:ext cx="1952625" cy="1790700"/>
-                              </a:xfrm>
-                              <a:prstGeom prst="ellipse">
-                                <a:avLst/>
-                              </a:prstGeom>
-                              <a:blipFill dpi="0" rotWithShape="1">
-                                <a:blip r:embed="rId6">
-                                  <a:extLst>
-                                    <a:ext uri="{28A0092B-C50C-407E-A947-70E740481C1C}">
-                                      <a14:useLocalDpi xmlns:a14="http://schemas.microsoft.com/office/drawing/2010/main" val="0"/>
-                                    </a:ext>
-                                  </a:extLst>
-                                </a:blip>
-                                <a:srcRect/>
-                                <a:stretch>
-                                  <a:fillRect/>
-                                </a:stretch>
-                              </a:blipFill>
-                              <a:ln w="63500">
-                                <a:solidFill>
-                                  <a:schemeClr val="accent1"/>
-                                </a:solidFill>
-                              </a:ln>
-                            </wps:spPr>
-                            <wps:style>
-                              <a:lnRef idx="2">
-                                <a:schemeClr val="accent1">
-                                  <a:shade val="50000"/>
-                                </a:schemeClr>
-                              </a:lnRef>
-                              <a:fillRef idx="1">
-                                <a:schemeClr val="accent1"/>
-                              </a:fillRef>
-                              <a:effectRef idx="0">
-                                <a:schemeClr val="accent1"/>
-                              </a:effectRef>
-                              <a:fontRef idx="minor">
-                                <a:schemeClr val="lt1"/>
-                              </a:fontRef>
-                            </wps:style>
-                            <wps:bodyPr rot="0" spcFirstLastPara="0" vertOverflow="overflow" horzOverflow="overflow" vert="horz" wrap="square" lIns="91440" tIns="45720" rIns="91440" bIns="45720" numCol="1" spcCol="0" rtlCol="0" fromWordArt="0" anchor="ctr" anchorCtr="0" forceAA="0" compatLnSpc="1">
-                              <a:prstTxWarp prst="textNoShape">
-                                <a:avLst/>
-                              </a:prstTxWarp>
-                              <a:noAutofit/>
-                            </wps:bodyPr>
-                          </wps:wsp>
-                        </a:graphicData>
-                      </a:graphic>
-                    </wp:inline>
-                  </w:drawing>
-                </mc:Choice>
-                <mc:Fallback>
-                  <w:pict>
-                    <v:oval w14:anchorId="6B5C9DC1" id="Oval 2" o:spid="_x0000_s1026" alt="Title: Professional Headshot of Man" style="width:153.75pt;height:141pt;visibility:visible;mso-wrap-style:square;mso-left-percent:-10001;mso-top-percent:-10001;mso-position-horizontal:absolute;mso-position-horizontal-relative:char;mso-position-vertical:absolute;mso-position-vertical-relative:line;mso-left-percent:-10001;mso-top-percent:-10001;v-text-anchor:middle" o:gfxdata="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" strokecolor="#94b6d2 [3204]" strokeweight="5pt">
-                      <v:fill r:id="rId7" o:title="" recolor="t" rotate="t" type="frame"/>
-                      <v:stroke joinstyle="miter"/>
-                      <w10:anchorlock/>
-                    </v:oval>
-                  </w:pict>
-                </mc:Fallback>
-              </mc:AlternateContent>
+              <w:drawing>
+                <wp:anchor distT="0" distB="0" distL="114300" distR="114300" simplePos="0" relativeHeight="251658240" behindDoc="1" locked="0" layoutInCell="1" allowOverlap="1" wp14:anchorId="0D2C13E7" wp14:editId="15001A2E">
+                  <wp:simplePos x="0" y="0"/>
+                  <wp:positionH relativeFrom="column">
+                    <wp:posOffset>3175</wp:posOffset>
+                  </wp:positionH>
+                  <wp:positionV relativeFrom="paragraph">
+                    <wp:posOffset>-73025</wp:posOffset>
+                  </wp:positionV>
+                  <wp:extent cx="1819275" cy="1819275"/>
+                  <wp:effectExtent l="76200" t="76200" r="85725" b="85725"/>
+                  <wp:wrapNone/>
+                  <wp:docPr id="492779223" name="Picture 3"/>
+                  <wp:cNvGraphicFramePr>
+                    <a:graphicFrameLocks xmlns:a="http://schemas.openxmlformats.org/drawingml/2006/main" noChangeAspect="1"/>
+                  </wp:cNvGraphicFramePr>
+                  <a:graphic xmlns:a="http://schemas.openxmlformats.org/drawingml/2006/main">
+                    <a:graphicData uri="http://schemas.openxmlformats.org/drawingml/2006/picture">
+                      <pic:pic xmlns:pic="http://schemas.openxmlformats.org/drawingml/2006/picture">
+                        <pic:nvPicPr>
+                          <pic:cNvPr id="492779223" name="Picture 492779223"/>
+                          <pic:cNvPicPr/>
+                        </pic:nvPicPr>
+                        <pic:blipFill>
+                          <a:blip r:embed="rId7">
+                            <a:extLst>
+                              <a:ext uri="{28A0092B-C50C-407E-A947-70E740481C1C}">
+                                <a14:useLocalDpi xmlns:a14="http://schemas.microsoft.com/office/drawing/2010/main" val="0"/>
+                              </a:ext>
+                            </a:extLst>
+                          </a:blip>
+                          <a:stretch>
+                            <a:fillRect/>
+                          </a:stretch>
+                        </pic:blipFill>
+                        <pic:spPr>
+                          <a:xfrm>
+                            <a:off x="0" y="0"/>
+                            <a:ext cx="1819275" cy="1819275"/>
+                          </a:xfrm>
+                          <a:prstGeom prst="ellipse">
+                            <a:avLst/>
+                          </a:prstGeom>
+                          <a:ln w="63500" cap="rnd">
+                            <a:solidFill>
+                              <a:srgbClr val="333333"/>
+                            </a:solidFill>
+                          </a:ln>
+                          <a:effectLst/>
+                          <a:scene3d>
+                            <a:camera prst="orthographicFront"/>
+                            <a:lightRig rig="contrasting" dir="t">
+                              <a:rot lat="0" lon="0" rev="3000000"/>
+                            </a:lightRig>
+                          </a:scene3d>
+                          <a:sp3d contourW="7620">
+                            <a:bevelT w="95250" h="31750"/>
+                            <a:contourClr>
+                              <a:srgbClr val="333333"/>
+                            </a:contourClr>
+                          </a:sp3d>
+                        </pic:spPr>
+                      </pic:pic>
+                    </a:graphicData>
+                  </a:graphic>
+                  <wp14:sizeRelH relativeFrom="margin">
+                    <wp14:pctWidth>0</wp14:pctWidth>
+                  </wp14:sizeRelH>
+                  <wp14:sizeRelV relativeFrom="margin">
+                    <wp14:pctHeight>0</wp14:pctHeight>
+                  </wp14:sizeRelV>
+                </wp:anchor>
+              </w:drawing>
             </w:r>
           </w:p>
         </w:tc>
@@ -197,7 +193,15 @@
           <w:p/>
           <w:p>
             <w:r>
-              <w:t>With experience in both front-end and back-end technologies, I enjoy working across the full stack. I'm particularly interested in cloud infrastructure, scalable architectures, and crafting intuitive user interfaces.</w:t>
+              <w:t xml:space="preserve">With experience in both front-end and back-end technologies, I enjoy working across the full stack. I'm particularly interested in cloud infrastructure, scalable </w:t>
+            </w:r>
+            <w:proofErr w:type="gramStart"/>
+            <w:r>
+              <w:t>architectures</w:t>
+            </w:r>
+            <w:proofErr w:type="gramEnd"/>
+            <w:r>
+              <w:t>, and crafting intuitive user interfaces.</w:t>
             </w:r>
           </w:p>
           <w:p/>
@@ -270,19 +274,7 @@
                 <w:rPr>
                   <w:rStyle w:val="Hyperlink"/>
                 </w:rPr>
-                <w:t>https://ayesh-dev.lovab</w:t>
-              </w:r>
-              <w:r>
-                <w:rPr>
-                  <w:rStyle w:val="Hyperlink"/>
-                </w:rPr>
-                <w:t>l</w:t>
-              </w:r>
-              <w:r>
-                <w:rPr>
-                  <w:rStyle w:val="Hyperlink"/>
-                </w:rPr>
-                <w:t>e.app/</w:t>
+                <w:t>https://ayesh-dev.lovable.app/</w:t>
               </w:r>
             </w:hyperlink>
           </w:p>
@@ -637,7 +629,23 @@
               <w:t>nd</w:t>
             </w:r>
             <w:r>
-              <w:t xml:space="preserve"> runner up place of Thinkfest Hackathon 2025 hosted by ESOFT island wide against 40+ branches.</w:t>
+              <w:t xml:space="preserve"> </w:t>
+            </w:r>
+            <w:proofErr w:type="gramStart"/>
+            <w:r>
+              <w:t>runner up</w:t>
+            </w:r>
+            <w:proofErr w:type="gramEnd"/>
+            <w:r>
+              <w:t xml:space="preserve"> place </w:t>
+            </w:r>
+            <w:proofErr w:type="gramStart"/>
+            <w:r>
+              <w:t>of</w:t>
+            </w:r>
+            <w:proofErr w:type="gramEnd"/>
+            <w:r>
+              <w:t xml:space="preserve"> Thinkfest Hackathon 2025 hosted by ESOFT island wide against 40+ branches.</w:t>
             </w:r>
           </w:p>
           <w:p>
@@ -1348,6 +1356,7 @@
   <w:style w:type="character" w:default="1" w:styleId="DefaultParagraphFont">
     <w:name w:val="Default Paragraph Font"/>
     <w:uiPriority w:val="1"/>
+    <w:semiHidden/>
     <w:unhideWhenUsed/>
   </w:style>
   <w:style w:type="table" w:default="1" w:styleId="TableNormal">
@@ -1882,6 +1891,7 @@
     </c:plotArea>
     <c:plotVisOnly val="1"/>
     <c:dispBlanksAs val="gap"/>
+    <c:showDLblsOverMax val="0"/>
     <c:extLst>
       <c:ext xmlns:c16r3="http://schemas.microsoft.com/office/drawing/2017/03/chart" uri="{56B9EC1D-385E-4148-901F-78D8002777C0}">
         <c16r3:dataDisplayOptions16>
@@ -1889,7 +1899,6 @@
         </c16r3:dataDisplayOptions16>
       </c:ext>
     </c:extLst>
-    <c:showDLblsOverMax val="0"/>
   </c:chart>
   <c:spPr>
     <a:noFill/>
@@ -2762,7 +2771,9 @@
     <w:rsid w:val="005056D1"/>
     <w:rsid w:val="005E6C4F"/>
     <w:rsid w:val="0067110D"/>
+    <w:rsid w:val="00693D82"/>
     <w:rsid w:val="006F599C"/>
+    <w:rsid w:val="00D8335D"/>
   </w:rsids>
   <m:mathPr>
     <m:mathFont m:val="Cambria Math"/>
@@ -3241,20 +3252,6 @@
     <w:semiHidden/>
     <w:unhideWhenUsed/>
   </w:style>
-  <w:style w:type="paragraph" w:customStyle="1" w:styleId="A539EDCFCD874190B4335C2B47A7172B">
-    <w:name w:val="A539EDCFCD874190B4335C2B47A7172B"/>
-    <w:rsid w:val="005056D1"/>
-    <w:rPr>
-      <w:lang w:bidi="si-LK"/>
-    </w:rPr>
-  </w:style>
-  <w:style w:type="paragraph" w:customStyle="1" w:styleId="AA6766BA7B3142A5B3CDF7DFAD27C01E">
-    <w:name w:val="AA6766BA7B3142A5B3CDF7DFAD27C01E"/>
-    <w:rsid w:val="005056D1"/>
-    <w:rPr>
-      <w:lang w:bidi="si-LK"/>
-    </w:rPr>
-  </w:style>
   <w:style w:type="paragraph" w:customStyle="1" w:styleId="ACCC3D4B82364DFB8FD47DAF2EA51762">
     <w:name w:val="ACCC3D4B82364DFB8FD47DAF2EA51762"/>
   </w:style>
@@ -3572,4 +3569,16 @@
     </a:ext>
   </a:extLst>
 </a:theme>
+</file>
+
+<file path=customXml/item1.xml><?xml version="1.0" encoding="utf-8"?>
+<b:Sources xmlns:b="http://schemas.openxmlformats.org/officeDocument/2006/bibliography" xmlns="http://schemas.openxmlformats.org/officeDocument/2006/bibliography" SelectedStyle="\APASixthEditionOfficeOnline.xsl" StyleName="APA" Version="6"/>
+</file>
+
+<file path=customXml/itemProps1.xml><?xml version="1.0" encoding="utf-8"?>
+<ds:datastoreItem xmlns:ds="http://schemas.openxmlformats.org/officeDocument/2006/customXml" ds:itemID="{3503EF0F-49A7-4B9B-A89A-BD5F9568DC2D}">
+  <ds:schemaRefs>
+    <ds:schemaRef ds:uri="http://schemas.openxmlformats.org/officeDocument/2006/bibliography"/>
+  </ds:schemaRefs>
+</ds:datastoreItem>
 </file>